--- a/ComponentesMetodologicos/CEREBRUM_Componente_Metodologico_CORREGIDO.docx
+++ b/ComponentesMetodologicos/CEREBRUM_Componente_Metodologico_CORREGIDO.docx
@@ -1,6 +1,6 @@
 
 <file path=word/document.xml><?xml version="1.0" encoding="utf-8"?>
-<w:document xmlns:wpc="http://schemas.microsoft.com/office/word/2010/wordprocessingCanvas" xmlns:cx="http://schemas.microsoft.com/office/drawing/2014/chartex" xmlns:cx1="http://schemas.microsoft.com/office/drawing/2015/9/8/chartex" xmlns:cx2="http://schemas.microsoft.com/office/drawing/2015/10/21/chartex" xmlns:cx3="http://schemas.microsoft.com/office/drawing/2016/5/9/chartex" xmlns:cx4="http://schemas.microsoft.com/office/drawing/2016/5/10/chartex" xmlns:cx5="http://schemas.microsoft.com/office/drawing/2016/5/11/chartex" xmlns:cx6="http://schemas.microsoft.com/office/drawing/2016/5/12/chartex" xmlns:cx7="http://schemas.microsoft.com/office/drawing/2016/5/13/chartex" xmlns:cx8="http://schemas.microsoft.com/office/drawing/2016/5/14/chartex" xmlns:mc="http://schemas.openxmlformats.org/markup-compatibility/2006" xmlns:aink="http://schemas.microsoft.com/office/drawing/2016/ink" xmlns:am3d="http://schemas.microsoft.com/office/drawing/2017/model3d" xmlns:o="urn:schemas-microsoft-com:office:office" xmlns:oel="http://schemas.microsoft.com/office/2019/extlst" xmlns:r="http://schemas.openxmlformats.org/officeDocument/2006/relationships" xmlns:m="http://schemas.openxmlformats.org/officeDocument/2006/math" xmlns:v="urn:schemas-microsoft-com:vml" xmlns:wp14="http://schemas.microsoft.com/office/word/2010/wordprocessingDrawing" xmlns:wp="http://schemas.openxmlformats.org/drawingml/2006/wordprocessingDrawing" xmlns:w10="urn:schemas-microsoft-com:office:word" xmlns:w="http://schemas.openxmlformats.org/wordprocessingml/2006/main" xmlns:w14="http://schemas.microsoft.com/office/word/2010/wordml" xmlns:w15="http://schemas.microsoft.com/office/word/2012/wordml" xmlns:w16cex="http://schemas.microsoft.com/office/word/2018/wordml/cex" xmlns:w16cid="http://schemas.microsoft.com/office/word/2016/wordml/cid" xmlns:w16="http://schemas.microsoft.com/office/word/2018/wordml" xmlns:w16du="http://schemas.microsoft.com/office/word/2023/wordml/word16du" xmlns:w16sdtdh="http://schemas.microsoft.com/office/word/2020/wordml/sdtdatahash" xmlns:w16sdtfl="http://schemas.microsoft.com/office/word/2024/wordml/sdtformatlock" xmlns:w16se="http://schemas.microsoft.com/office/word/2015/wordml/symex" xmlns:wpg="http://schemas.microsoft.com/office/word/2010/wordprocessingGroup" xmlns:wpi="http://schemas.microsoft.com/office/word/2010/wordprocessingInk" xmlns:wne="http://schemas.microsoft.com/office/word/2006/wordml" xmlns:wps="http://schemas.microsoft.com/office/word/2010/wordprocessingShape" mc:Ignorable="w14 w15 w16se w16cid w16 w16cex w16sdtdh w16sdtfl w16du wp14">
+<w:document xmlns:wpc="http://schemas.microsoft.com/office/word/2010/wordprocessingCanvas" xmlns:cx="http://schemas.microsoft.com/office/drawing/2014/chartex" xmlns:cx1="http://schemas.microsoft.com/office/drawing/2015/9/8/chartex" xmlns:cx2="http://schemas.microsoft.com/office/drawing/2015/10/21/chartex" xmlns:cx3="http://schemas.microsoft.com/office/drawing/2016/5/9/chartex" xmlns:cx4="http://schemas.microsoft.com/office/drawing/2016/5/10/chartex" xmlns:cx5="http://schemas.microsoft.com/office/drawing/2016/5/11/chartex" xmlns:cx6="http://schemas.microsoft.com/office/drawing/2016/5/12/chartex" xmlns:cx7="http://schemas.microsoft.com/office/drawing/2016/5/13/chartex" xmlns:cx8="http://schemas.microsoft.com/office/drawing/2016/5/14/chartex" xmlns:mc="http://schemas.openxmlformats.org/markup-compatibility/2006" xmlns:aink="http://schemas.microsoft.com/office/drawing/2016/ink" xmlns:am3d="http://schemas.microsoft.com/office/drawing/2017/model3d" xmlns:o="urn:schemas-microsoft-com:office:office" xmlns:oel="http://schemas.microsoft.com/office/2019/extlst" xmlns:r="http://schemas.openxmlformats.org/officeDocument/2006/relationships" xmlns:m="http://schemas.openxmlformats.org/officeDocument/2006/math" xmlns:v="urn:schemas-microsoft-com:vml" xmlns:wp14="http://schemas.microsoft.com/office/word/2010/wordprocessingDrawing" xmlns:wp="http://schemas.openxmlformats.org/drawingml/2006/wordprocessingDrawing" xmlns:w10="urn:schemas-microsoft-com:office:word" xmlns:w="http://schemas.openxmlformats.org/wordprocessingml/2006/main" xmlns:w14="http://schemas.microsoft.com/office/word/2010/wordml" xmlns:w15="http://schemas.microsoft.com/office/word/2012/wordml" xmlns:w16cei="http://schemas.microsoft.com/office/word/2026/wordml/cei" xmlns:w16cex="http://schemas.microsoft.com/office/word/2018/wordml/cex" xmlns:w16cid="http://schemas.microsoft.com/office/word/2016/wordml/cid" xmlns:w16="http://schemas.microsoft.com/office/word/2018/wordml" xmlns:w16du="http://schemas.microsoft.com/office/word/2023/wordml/word16du" xmlns:w16sdtdh="http://schemas.microsoft.com/office/word/2020/wordml/sdtdatahash" xmlns:w16sdtfl="http://schemas.microsoft.com/office/word/2024/wordml/sdtformatlock" xmlns:w16se="http://schemas.microsoft.com/office/word/2015/wordml/symex" xmlns:wpg="http://schemas.microsoft.com/office/word/2010/wordprocessingGroup" xmlns:wpi="http://schemas.microsoft.com/office/word/2010/wordprocessingInk" xmlns:wne="http://schemas.microsoft.com/office/word/2006/wordml" xmlns:wps="http://schemas.microsoft.com/office/word/2010/wordprocessingShape" mc:Ignorable="w14 w15 w16se w16cid w16 w16cex w16sdtdh w16sdtfl w16du wp14">
   <w:body>
     <w:p>
       <w:pPr>
@@ -72,7 +72,7 @@
     </w:p>
     <w:p>
       <w:pPr>
-        <w:pStyle w:val="Heading1"/>
+        <w:pStyle w:val="Ttulo1"/>
         <w:pBdr>
           <w:bottom w:val="single" w:sz="8" w:space="4" w:color="2E75B6"/>
         </w:pBdr>
@@ -104,7 +104,7 @@
     </w:p>
     <w:p>
       <w:pPr>
-        <w:pStyle w:val="Heading1"/>
+        <w:pStyle w:val="Ttulo1"/>
         <w:pBdr>
           <w:bottom w:val="single" w:sz="8" w:space="4" w:color="2E75B6"/>
         </w:pBdr>
@@ -115,7 +115,7 @@
     </w:p>
     <w:p>
       <w:pPr>
-        <w:pStyle w:val="ListParagraph"/>
+        <w:pStyle w:val="Prrafodelista"/>
         <w:numPr>
           <w:ilvl w:val="0"/>
           <w:numId w:val="2"/>
@@ -128,7 +128,7 @@
     </w:p>
     <w:p>
       <w:pPr>
-        <w:pStyle w:val="ListParagraph"/>
+        <w:pStyle w:val="Prrafodelista"/>
         <w:numPr>
           <w:ilvl w:val="0"/>
           <w:numId w:val="2"/>
@@ -141,7 +141,7 @@
     </w:p>
     <w:p>
       <w:pPr>
-        <w:pStyle w:val="ListParagraph"/>
+        <w:pStyle w:val="Prrafodelista"/>
         <w:numPr>
           <w:ilvl w:val="0"/>
           <w:numId w:val="2"/>
@@ -154,7 +154,7 @@
     </w:p>
     <w:p>
       <w:pPr>
-        <w:pStyle w:val="ListParagraph"/>
+        <w:pStyle w:val="Prrafodelista"/>
         <w:numPr>
           <w:ilvl w:val="0"/>
           <w:numId w:val="2"/>
@@ -167,7 +167,7 @@
     </w:p>
     <w:p>
       <w:pPr>
-        <w:pStyle w:val="ListParagraph"/>
+        <w:pStyle w:val="Prrafodelista"/>
         <w:numPr>
           <w:ilvl w:val="0"/>
           <w:numId w:val="2"/>
@@ -185,7 +185,7 @@
     </w:p>
     <w:p>
       <w:pPr>
-        <w:pStyle w:val="Heading1"/>
+        <w:pStyle w:val="Ttulo1"/>
         <w:pBdr>
           <w:bottom w:val="single" w:sz="8" w:space="4" w:color="2E75B6"/>
         </w:pBdr>
@@ -493,7 +493,7 @@
     </w:p>
     <w:p>
       <w:pPr>
-        <w:pStyle w:val="Heading1"/>
+        <w:pStyle w:val="Ttulo1"/>
         <w:pBdr>
           <w:bottom w:val="single" w:sz="8" w:space="4" w:color="2E75B6"/>
         </w:pBdr>
@@ -518,7 +518,7 @@
     </w:p>
     <w:p>
       <w:pPr>
-        <w:pStyle w:val="Heading2"/>
+        <w:pStyle w:val="Ttulo2"/>
       </w:pPr>
       <w:r>
         <w:t>4.1. Materias disponibles</w:t>
@@ -526,7 +526,7 @@
     </w:p>
     <w:p>
       <w:pPr>
-        <w:pStyle w:val="ListParagraph"/>
+        <w:pStyle w:val="Prrafodelista"/>
         <w:numPr>
           <w:ilvl w:val="0"/>
           <w:numId w:val="2"/>
@@ -539,7 +539,7 @@
     </w:p>
     <w:p>
       <w:pPr>
-        <w:pStyle w:val="ListParagraph"/>
+        <w:pStyle w:val="Prrafodelista"/>
         <w:numPr>
           <w:ilvl w:val="0"/>
           <w:numId w:val="2"/>
@@ -552,7 +552,7 @@
     </w:p>
     <w:p>
       <w:pPr>
-        <w:pStyle w:val="ListParagraph"/>
+        <w:pStyle w:val="Prrafodelista"/>
         <w:numPr>
           <w:ilvl w:val="0"/>
           <w:numId w:val="2"/>
@@ -565,7 +565,7 @@
     </w:p>
     <w:p>
       <w:pPr>
-        <w:pStyle w:val="ListParagraph"/>
+        <w:pStyle w:val="Prrafodelista"/>
         <w:numPr>
           <w:ilvl w:val="0"/>
           <w:numId w:val="2"/>
@@ -583,7 +583,7 @@
     </w:p>
     <w:p>
       <w:pPr>
-        <w:pStyle w:val="Heading2"/>
+        <w:pStyle w:val="Ttulo2"/>
       </w:pPr>
       <w:r>
         <w:t>4.2. Fase de preparación previa a cada tema</w:t>
@@ -655,7 +655,7 @@
           </w:p>
           <w:p>
             <w:pPr>
-              <w:pStyle w:val="ListParagraph"/>
+              <w:pStyle w:val="Prrafodelista"/>
               <w:numPr>
                 <w:ilvl w:val="0"/>
                 <w:numId w:val="2"/>
@@ -672,7 +672,7 @@
           </w:p>
           <w:p>
             <w:pPr>
-              <w:pStyle w:val="ListParagraph"/>
+              <w:pStyle w:val="Prrafodelista"/>
               <w:numPr>
                 <w:ilvl w:val="0"/>
                 <w:numId w:val="2"/>
@@ -689,7 +689,7 @@
           </w:p>
           <w:p>
             <w:pPr>
-              <w:pStyle w:val="ListParagraph"/>
+              <w:pStyle w:val="Prrafodelista"/>
               <w:numPr>
                 <w:ilvl w:val="0"/>
                 <w:numId w:val="2"/>
@@ -706,7 +706,7 @@
           </w:p>
           <w:p>
             <w:pPr>
-              <w:pStyle w:val="ListParagraph"/>
+              <w:pStyle w:val="Prrafodelista"/>
               <w:numPr>
                 <w:ilvl w:val="0"/>
                 <w:numId w:val="2"/>
@@ -723,7 +723,7 @@
           </w:p>
           <w:p>
             <w:pPr>
-              <w:pStyle w:val="ListParagraph"/>
+              <w:pStyle w:val="Prrafodelista"/>
               <w:numPr>
                 <w:ilvl w:val="0"/>
                 <w:numId w:val="2"/>
@@ -740,7 +740,7 @@
           </w:p>
           <w:p>
             <w:pPr>
-              <w:pStyle w:val="ListParagraph"/>
+              <w:pStyle w:val="Prrafodelista"/>
               <w:numPr>
                 <w:ilvl w:val="0"/>
                 <w:numId w:val="2"/>
@@ -757,7 +757,7 @@
           </w:p>
           <w:p>
             <w:pPr>
-              <w:pStyle w:val="ListParagraph"/>
+              <w:pStyle w:val="Prrafodelista"/>
               <w:numPr>
                 <w:ilvl w:val="0"/>
                 <w:numId w:val="2"/>
@@ -795,7 +795,7 @@
     </w:p>
     <w:p>
       <w:pPr>
-        <w:pStyle w:val="Heading1"/>
+        <w:pStyle w:val="Ttulo1"/>
         <w:pBdr>
           <w:bottom w:val="single" w:sz="8" w:space="4" w:color="2E75B6"/>
         </w:pBdr>
@@ -819,7 +819,7 @@
     </w:p>
     <w:p>
       <w:pPr>
-        <w:pStyle w:val="Heading2"/>
+        <w:pStyle w:val="Ttulo2"/>
       </w:pPr>
       <w:r>
         <w:t>5.1. Competencias que desarrolla</w:t>
@@ -827,7 +827,7 @@
     </w:p>
     <w:p>
       <w:pPr>
-        <w:pStyle w:val="ListParagraph"/>
+        <w:pStyle w:val="Prrafodelista"/>
         <w:numPr>
           <w:ilvl w:val="0"/>
           <w:numId w:val="2"/>
@@ -840,7 +840,7 @@
     </w:p>
     <w:p>
       <w:pPr>
-        <w:pStyle w:val="ListParagraph"/>
+        <w:pStyle w:val="Prrafodelista"/>
         <w:numPr>
           <w:ilvl w:val="0"/>
           <w:numId w:val="2"/>
@@ -853,7 +853,7 @@
     </w:p>
     <w:p>
       <w:pPr>
-        <w:pStyle w:val="ListParagraph"/>
+        <w:pStyle w:val="Prrafodelista"/>
         <w:numPr>
           <w:ilvl w:val="0"/>
           <w:numId w:val="2"/>
@@ -866,7 +866,7 @@
     </w:p>
     <w:p>
       <w:pPr>
-        <w:pStyle w:val="ListParagraph"/>
+        <w:pStyle w:val="Prrafodelista"/>
         <w:numPr>
           <w:ilvl w:val="0"/>
           <w:numId w:val="2"/>
@@ -879,7 +879,7 @@
     </w:p>
     <w:p>
       <w:pPr>
-        <w:pStyle w:val="ListParagraph"/>
+        <w:pStyle w:val="Prrafodelista"/>
         <w:numPr>
           <w:ilvl w:val="0"/>
           <w:numId w:val="2"/>
@@ -893,7 +893,7 @@
     </w:p>
     <w:p>
       <w:pPr>
-        <w:pStyle w:val="ListParagraph"/>
+        <w:pStyle w:val="Prrafodelista"/>
         <w:numPr>
           <w:ilvl w:val="0"/>
           <w:numId w:val="2"/>
@@ -911,7 +911,7 @@
     </w:p>
     <w:p>
       <w:pPr>
-        <w:pStyle w:val="Heading2"/>
+        <w:pStyle w:val="Ttulo2"/>
       </w:pPr>
       <w:r>
         <w:t>5.2. Componentes de la materia</w:t>
@@ -919,7 +919,7 @@
     </w:p>
     <w:p>
       <w:pPr>
-        <w:pStyle w:val="ListParagraph"/>
+        <w:pStyle w:val="Prrafodelista"/>
         <w:numPr>
           <w:ilvl w:val="0"/>
           <w:numId w:val="2"/>
@@ -932,7 +932,7 @@
     </w:p>
     <w:p>
       <w:pPr>
-        <w:pStyle w:val="ListParagraph"/>
+        <w:pStyle w:val="Prrafodelista"/>
         <w:numPr>
           <w:ilvl w:val="0"/>
           <w:numId w:val="2"/>
@@ -945,7 +945,7 @@
     </w:p>
     <w:p>
       <w:pPr>
-        <w:pStyle w:val="ListParagraph"/>
+        <w:pStyle w:val="Prrafodelista"/>
         <w:numPr>
           <w:ilvl w:val="0"/>
           <w:numId w:val="2"/>
@@ -958,7 +958,7 @@
     </w:p>
     <w:p>
       <w:pPr>
-        <w:pStyle w:val="ListParagraph"/>
+        <w:pStyle w:val="Prrafodelista"/>
         <w:numPr>
           <w:ilvl w:val="0"/>
           <w:numId w:val="2"/>
@@ -971,7 +971,7 @@
     </w:p>
     <w:p>
       <w:pPr>
-        <w:pStyle w:val="ListParagraph"/>
+        <w:pStyle w:val="Prrafodelista"/>
         <w:numPr>
           <w:ilvl w:val="0"/>
           <w:numId w:val="2"/>
@@ -1066,7 +1066,7 @@
     </w:p>
     <w:p>
       <w:pPr>
-        <w:pStyle w:val="Heading1"/>
+        <w:pStyle w:val="Ttulo1"/>
         <w:pBdr>
           <w:bottom w:val="single" w:sz="8" w:space="4" w:color="2E75B6"/>
         </w:pBdr>
@@ -1074,7 +1074,7 @@
     </w:p>
     <w:p>
       <w:pPr>
-        <w:pStyle w:val="Heading1"/>
+        <w:pStyle w:val="Ttulo1"/>
         <w:pBdr>
           <w:bottom w:val="single" w:sz="8" w:space="4" w:color="2E75B6"/>
         </w:pBdr>
@@ -1085,7 +1085,7 @@
     </w:p>
     <w:p>
       <w:pPr>
-        <w:pStyle w:val="ListParagraph"/>
+        <w:pStyle w:val="Prrafodelista"/>
         <w:numPr>
           <w:ilvl w:val="0"/>
           <w:numId w:val="2"/>
@@ -1098,7 +1098,7 @@
     </w:p>
     <w:p>
       <w:pPr>
-        <w:pStyle w:val="ListParagraph"/>
+        <w:pStyle w:val="Prrafodelista"/>
         <w:numPr>
           <w:ilvl w:val="0"/>
           <w:numId w:val="2"/>
@@ -1111,7 +1111,7 @@
     </w:p>
     <w:p>
       <w:pPr>
-        <w:pStyle w:val="ListParagraph"/>
+        <w:pStyle w:val="Prrafodelista"/>
         <w:numPr>
           <w:ilvl w:val="0"/>
           <w:numId w:val="2"/>
@@ -1124,7 +1124,7 @@
     </w:p>
     <w:p>
       <w:pPr>
-        <w:pStyle w:val="ListParagraph"/>
+        <w:pStyle w:val="Prrafodelista"/>
         <w:numPr>
           <w:ilvl w:val="0"/>
           <w:numId w:val="2"/>
@@ -1142,7 +1142,7 @@
     </w:p>
     <w:p>
       <w:pPr>
-        <w:pStyle w:val="Heading1"/>
+        <w:pStyle w:val="Ttulo1"/>
         <w:pBdr>
           <w:bottom w:val="single" w:sz="8" w:space="4" w:color="2E75B6"/>
         </w:pBdr>
@@ -1237,31 +1237,24 @@
           </w:tcPr>
           <w:p>
             <w:pPr>
-              <w:pStyle w:val="ListParagraph"/>
-              <w:numPr>
-                <w:ilvl w:val="0"/>
-                <w:numId w:val="2"/>
-              </w:numPr>
-              <w:spacing w:before="30" w:after="30"/>
-            </w:pPr>
-            <w:r>
-              <w:rPr>
-                <w:sz w:val="21"/>
-                <w:szCs w:val="21"/>
-              </w:rPr>
-              <w:t xml:space="preserve">Editar </w:t>
-            </w:r>
-            <w:r>
-              <w:rPr>
-                <w:sz w:val="21"/>
-                <w:szCs w:val="21"/>
-              </w:rPr>
-              <w:t>usuarios y permisos del sistema</w:t>
-            </w:r>
-          </w:p>
-          <w:p>
-            <w:pPr>
-              <w:pStyle w:val="ListParagraph"/>
+              <w:pStyle w:val="Prrafodelista"/>
+              <w:numPr>
+                <w:ilvl w:val="0"/>
+                <w:numId w:val="2"/>
+              </w:numPr>
+              <w:spacing w:before="30" w:after="30"/>
+            </w:pPr>
+            <w:r>
+              <w:rPr>
+                <w:sz w:val="21"/>
+                <w:szCs w:val="21"/>
+              </w:rPr>
+              <w:t>Editar usuarios y permisos del sistema</w:t>
+            </w:r>
+          </w:p>
+          <w:p>
+            <w:pPr>
+              <w:pStyle w:val="Prrafodelista"/>
               <w:numPr>
                 <w:ilvl w:val="0"/>
                 <w:numId w:val="2"/>
@@ -1278,7 +1271,7 @@
           </w:p>
           <w:p>
             <w:pPr>
-              <w:pStyle w:val="ListParagraph"/>
+              <w:pStyle w:val="Prrafodelista"/>
               <w:numPr>
                 <w:ilvl w:val="0"/>
                 <w:numId w:val="2"/>
@@ -1311,31 +1304,24 @@
           </w:p>
           <w:p>
             <w:pPr>
-              <w:pStyle w:val="ListParagraph"/>
-              <w:numPr>
-                <w:ilvl w:val="0"/>
-                <w:numId w:val="2"/>
-              </w:numPr>
-              <w:spacing w:before="30" w:after="30"/>
-            </w:pPr>
-            <w:r>
-              <w:rPr>
-                <w:sz w:val="21"/>
-                <w:szCs w:val="21"/>
-              </w:rPr>
-              <w:t>Editar</w:t>
-            </w:r>
-            <w:r>
-              <w:rPr>
-                <w:sz w:val="21"/>
-                <w:szCs w:val="21"/>
-              </w:rPr>
-              <w:t xml:space="preserve"> materias y programas académicos</w:t>
-            </w:r>
-          </w:p>
-          <w:p>
-            <w:pPr>
-              <w:pStyle w:val="ListParagraph"/>
+              <w:pStyle w:val="Prrafodelista"/>
+              <w:numPr>
+                <w:ilvl w:val="0"/>
+                <w:numId w:val="2"/>
+              </w:numPr>
+              <w:spacing w:before="30" w:after="30"/>
+            </w:pPr>
+            <w:r>
+              <w:rPr>
+                <w:sz w:val="21"/>
+                <w:szCs w:val="21"/>
+              </w:rPr>
+              <w:t>Editar materias y programas académicos</w:t>
+            </w:r>
+          </w:p>
+          <w:p>
+            <w:pPr>
+              <w:pStyle w:val="Prrafodelista"/>
               <w:numPr>
                 <w:ilvl w:val="0"/>
                 <w:numId w:val="2"/>
@@ -1352,31 +1338,24 @@
           </w:p>
           <w:p>
             <w:pPr>
-              <w:pStyle w:val="ListParagraph"/>
-              <w:numPr>
-                <w:ilvl w:val="0"/>
-                <w:numId w:val="2"/>
-              </w:numPr>
-              <w:spacing w:before="30" w:after="30"/>
-            </w:pPr>
-            <w:r>
-              <w:rPr>
-                <w:sz w:val="21"/>
-                <w:szCs w:val="21"/>
-              </w:rPr>
-              <w:t>Crear</w:t>
-            </w:r>
-            <w:r>
-              <w:rPr>
-                <w:sz w:val="21"/>
-                <w:szCs w:val="21"/>
-              </w:rPr>
-              <w:t xml:space="preserve"> contenidos educativos</w:t>
-            </w:r>
-          </w:p>
-          <w:p>
-            <w:pPr>
-              <w:pStyle w:val="ListParagraph"/>
+              <w:pStyle w:val="Prrafodelista"/>
+              <w:numPr>
+                <w:ilvl w:val="0"/>
+                <w:numId w:val="2"/>
+              </w:numPr>
+              <w:spacing w:before="30" w:after="30"/>
+            </w:pPr>
+            <w:r>
+              <w:rPr>
+                <w:sz w:val="21"/>
+                <w:szCs w:val="21"/>
+              </w:rPr>
+              <w:t>Crear contenidos educativos</w:t>
+            </w:r>
+          </w:p>
+          <w:p>
+            <w:pPr>
+              <w:pStyle w:val="Prrafodelista"/>
               <w:numPr>
                 <w:ilvl w:val="0"/>
                 <w:numId w:val="2"/>
@@ -1393,31 +1372,24 @@
           </w:p>
           <w:p>
             <w:pPr>
-              <w:pStyle w:val="ListParagraph"/>
-              <w:numPr>
-                <w:ilvl w:val="0"/>
-                <w:numId w:val="2"/>
-              </w:numPr>
-              <w:spacing w:before="30" w:after="30"/>
-            </w:pPr>
-            <w:r>
-              <w:rPr>
-                <w:sz w:val="21"/>
-                <w:szCs w:val="21"/>
-              </w:rPr>
-              <w:t>Editar</w:t>
-            </w:r>
-            <w:r>
-              <w:rPr>
-                <w:sz w:val="21"/>
-                <w:szCs w:val="21"/>
-              </w:rPr>
-              <w:t xml:space="preserve"> la Biblioteca Digital</w:t>
-            </w:r>
-          </w:p>
-          <w:p>
-            <w:pPr>
-              <w:pStyle w:val="ListParagraph"/>
+              <w:pStyle w:val="Prrafodelista"/>
+              <w:numPr>
+                <w:ilvl w:val="0"/>
+                <w:numId w:val="2"/>
+              </w:numPr>
+              <w:spacing w:before="30" w:after="30"/>
+            </w:pPr>
+            <w:r>
+              <w:rPr>
+                <w:sz w:val="21"/>
+                <w:szCs w:val="21"/>
+              </w:rPr>
+              <w:t>Editar la Biblioteca Digital</w:t>
+            </w:r>
+          </w:p>
+          <w:p>
+            <w:pPr>
+              <w:pStyle w:val="Prrafodelista"/>
               <w:numPr>
                 <w:ilvl w:val="0"/>
                 <w:numId w:val="2"/>
@@ -1514,65 +1486,72 @@
           </w:tcPr>
           <w:p>
             <w:pPr>
-              <w:pStyle w:val="ListParagraph"/>
-              <w:numPr>
-                <w:ilvl w:val="0"/>
-                <w:numId w:val="2"/>
-              </w:numPr>
-              <w:spacing w:before="30" w:after="30"/>
-            </w:pPr>
-            <w:r>
-              <w:rPr>
-                <w:sz w:val="21"/>
-                <w:szCs w:val="21"/>
-              </w:rPr>
-              <w:t>editar</w:t>
-            </w:r>
-            <w:r>
-              <w:rPr>
-                <w:sz w:val="21"/>
-                <w:szCs w:val="21"/>
-              </w:rPr>
-              <w:t xml:space="preserve"> programas académicos</w:t>
-            </w:r>
-          </w:p>
-          <w:p>
-            <w:pPr>
-              <w:pStyle w:val="ListParagraph"/>
-              <w:numPr>
-                <w:ilvl w:val="0"/>
-                <w:numId w:val="2"/>
-              </w:numPr>
-              <w:spacing w:before="30" w:after="30"/>
-            </w:pPr>
-            <w:r>
-              <w:rPr>
-                <w:sz w:val="21"/>
-                <w:szCs w:val="21"/>
-              </w:rPr>
-              <w:t>Administrar grupos y cursos</w:t>
-            </w:r>
-          </w:p>
-          <w:p>
-            <w:pPr>
-              <w:pStyle w:val="ListParagraph"/>
-              <w:numPr>
-                <w:ilvl w:val="0"/>
-                <w:numId w:val="2"/>
-              </w:numPr>
-              <w:spacing w:before="30" w:after="30"/>
-            </w:pPr>
-            <w:r>
-              <w:rPr>
-                <w:sz w:val="21"/>
-                <w:szCs w:val="21"/>
-              </w:rPr>
-              <w:t>Asignar profesores a materias y grupos</w:t>
-            </w:r>
-          </w:p>
-          <w:p>
-            <w:pPr>
-              <w:pStyle w:val="ListParagraph"/>
+              <w:pStyle w:val="Prrafodelista"/>
+              <w:numPr>
+                <w:ilvl w:val="0"/>
+                <w:numId w:val="2"/>
+              </w:numPr>
+              <w:spacing w:before="30" w:after="30"/>
+            </w:pPr>
+            <w:r>
+              <w:rPr>
+                <w:sz w:val="21"/>
+                <w:szCs w:val="21"/>
+              </w:rPr>
+              <w:t>editar programas académicos</w:t>
+            </w:r>
+          </w:p>
+          <w:p>
+            <w:pPr>
+              <w:pStyle w:val="Prrafodelista"/>
+              <w:numPr>
+                <w:ilvl w:val="0"/>
+                <w:numId w:val="2"/>
+              </w:numPr>
+              <w:spacing w:before="30" w:after="30"/>
+            </w:pPr>
+            <w:r>
+              <w:rPr>
+                <w:sz w:val="21"/>
+                <w:szCs w:val="21"/>
+              </w:rPr>
+              <w:t xml:space="preserve">Administrar grupos y </w:t>
+            </w:r>
+            <w:r>
+              <w:rPr>
+                <w:sz w:val="21"/>
+                <w:szCs w:val="21"/>
+              </w:rPr>
+              <w:t>grado</w:t>
+            </w:r>
+          </w:p>
+          <w:p>
+            <w:pPr>
+              <w:pStyle w:val="Prrafodelista"/>
+              <w:numPr>
+                <w:ilvl w:val="0"/>
+                <w:numId w:val="2"/>
+              </w:numPr>
+              <w:spacing w:before="30" w:after="30"/>
+            </w:pPr>
+            <w:r>
+              <w:rPr>
+                <w:sz w:val="21"/>
+                <w:szCs w:val="21"/>
+              </w:rPr>
+              <w:t xml:space="preserve">Asignar profesores a materias y </w:t>
+            </w:r>
+            <w:r>
+              <w:rPr>
+                <w:sz w:val="21"/>
+                <w:szCs w:val="21"/>
+              </w:rPr>
+              <w:t>curso</w:t>
+            </w:r>
+          </w:p>
+          <w:p>
+            <w:pPr>
+              <w:pStyle w:val="Prrafodelista"/>
               <w:numPr>
                 <w:ilvl w:val="0"/>
                 <w:numId w:val="2"/>
@@ -1589,7 +1568,7 @@
           </w:p>
           <w:p>
             <w:pPr>
-              <w:pStyle w:val="ListParagraph"/>
+              <w:pStyle w:val="Prrafodelista"/>
               <w:numPr>
                 <w:ilvl w:val="0"/>
                 <w:numId w:val="2"/>
@@ -1606,7 +1585,7 @@
           </w:p>
           <w:p>
             <w:pPr>
-              <w:pStyle w:val="ListParagraph"/>
+              <w:pStyle w:val="Prrafodelista"/>
               <w:numPr>
                 <w:ilvl w:val="0"/>
                 <w:numId w:val="2"/>
@@ -1623,7 +1602,7 @@
           </w:p>
           <w:p>
             <w:pPr>
-              <w:pStyle w:val="ListParagraph"/>
+              <w:pStyle w:val="Prrafodelista"/>
               <w:numPr>
                 <w:ilvl w:val="0"/>
                 <w:numId w:val="2"/>
@@ -1640,7 +1619,7 @@
           </w:p>
           <w:p>
             <w:pPr>
-              <w:pStyle w:val="ListParagraph"/>
+              <w:pStyle w:val="Prrafodelista"/>
               <w:numPr>
                 <w:ilvl w:val="0"/>
                 <w:numId w:val="2"/>
@@ -1736,7 +1715,7 @@
           </w:tcPr>
           <w:p>
             <w:pPr>
-              <w:pStyle w:val="ListParagraph"/>
+              <w:pStyle w:val="Prrafodelista"/>
               <w:numPr>
                 <w:ilvl w:val="0"/>
                 <w:numId w:val="2"/>
@@ -1753,7 +1732,7 @@
           </w:p>
           <w:p>
             <w:pPr>
-              <w:pStyle w:val="ListParagraph"/>
+              <w:pStyle w:val="Prrafodelista"/>
               <w:numPr>
                 <w:ilvl w:val="0"/>
                 <w:numId w:val="2"/>
@@ -1770,7 +1749,7 @@
           </w:p>
           <w:p>
             <w:pPr>
-              <w:pStyle w:val="ListParagraph"/>
+              <w:pStyle w:val="Prrafodelista"/>
               <w:numPr>
                 <w:ilvl w:val="0"/>
                 <w:numId w:val="2"/>
@@ -1787,7 +1766,7 @@
           </w:p>
           <w:p>
             <w:pPr>
-              <w:pStyle w:val="ListParagraph"/>
+              <w:pStyle w:val="Prrafodelista"/>
               <w:numPr>
                 <w:ilvl w:val="0"/>
                 <w:numId w:val="2"/>
@@ -1804,7 +1783,7 @@
           </w:p>
           <w:p>
             <w:pPr>
-              <w:pStyle w:val="ListParagraph"/>
+              <w:pStyle w:val="Prrafodelista"/>
               <w:numPr>
                 <w:ilvl w:val="0"/>
                 <w:numId w:val="2"/>
@@ -1821,7 +1800,7 @@
           </w:p>
           <w:p>
             <w:pPr>
-              <w:pStyle w:val="ListParagraph"/>
+              <w:pStyle w:val="Prrafodelista"/>
               <w:numPr>
                 <w:ilvl w:val="0"/>
                 <w:numId w:val="2"/>
@@ -1838,7 +1817,7 @@
           </w:p>
           <w:p>
             <w:pPr>
-              <w:pStyle w:val="ListParagraph"/>
+              <w:pStyle w:val="Prrafodelista"/>
               <w:numPr>
                 <w:ilvl w:val="0"/>
                 <w:numId w:val="2"/>
@@ -1855,7 +1834,7 @@
           </w:p>
           <w:p>
             <w:pPr>
-              <w:pStyle w:val="ListParagraph"/>
+              <w:pStyle w:val="Prrafodelista"/>
               <w:numPr>
                 <w:ilvl w:val="0"/>
                 <w:numId w:val="2"/>
@@ -1951,7 +1930,7 @@
           </w:tcPr>
           <w:p>
             <w:pPr>
-              <w:pStyle w:val="ListParagraph"/>
+              <w:pStyle w:val="Prrafodelista"/>
               <w:numPr>
                 <w:ilvl w:val="0"/>
                 <w:numId w:val="2"/>
@@ -1968,7 +1947,7 @@
           </w:p>
           <w:p>
             <w:pPr>
-              <w:pStyle w:val="ListParagraph"/>
+              <w:pStyle w:val="Prrafodelista"/>
               <w:numPr>
                 <w:ilvl w:val="0"/>
                 <w:numId w:val="2"/>
@@ -1985,7 +1964,7 @@
           </w:p>
           <w:p>
             <w:pPr>
-              <w:pStyle w:val="ListParagraph"/>
+              <w:pStyle w:val="Prrafodelista"/>
               <w:numPr>
                 <w:ilvl w:val="0"/>
                 <w:numId w:val="2"/>
@@ -2002,7 +1981,7 @@
           </w:p>
           <w:p>
             <w:pPr>
-              <w:pStyle w:val="ListParagraph"/>
+              <w:pStyle w:val="Prrafodelista"/>
               <w:numPr>
                 <w:ilvl w:val="0"/>
                 <w:numId w:val="2"/>
@@ -2019,7 +1998,7 @@
           </w:p>
           <w:p>
             <w:pPr>
-              <w:pStyle w:val="ListParagraph"/>
+              <w:pStyle w:val="Prrafodelista"/>
               <w:numPr>
                 <w:ilvl w:val="0"/>
                 <w:numId w:val="2"/>
@@ -2036,7 +2015,7 @@
           </w:p>
           <w:p>
             <w:pPr>
-              <w:pStyle w:val="ListParagraph"/>
+              <w:pStyle w:val="Prrafodelista"/>
               <w:numPr>
                 <w:ilvl w:val="0"/>
                 <w:numId w:val="2"/>
@@ -2053,7 +2032,7 @@
           </w:p>
           <w:p>
             <w:pPr>
-              <w:pStyle w:val="ListParagraph"/>
+              <w:pStyle w:val="Prrafodelista"/>
               <w:numPr>
                 <w:ilvl w:val="0"/>
                 <w:numId w:val="2"/>
@@ -2070,7 +2049,7 @@
           </w:p>
           <w:p>
             <w:pPr>
-              <w:pStyle w:val="ListParagraph"/>
+              <w:pStyle w:val="Prrafodelista"/>
               <w:numPr>
                 <w:ilvl w:val="0"/>
                 <w:numId w:val="2"/>
@@ -2087,7 +2066,7 @@
           </w:p>
           <w:p>
             <w:pPr>
-              <w:pStyle w:val="ListParagraph"/>
+              <w:pStyle w:val="Prrafodelista"/>
               <w:numPr>
                 <w:ilvl w:val="0"/>
                 <w:numId w:val="2"/>
@@ -2112,7 +2091,7 @@
     </w:p>
     <w:p>
       <w:pPr>
-        <w:pStyle w:val="Heading1"/>
+        <w:pStyle w:val="Ttulo1"/>
         <w:pBdr>
           <w:bottom w:val="single" w:sz="8" w:space="4" w:color="2E75B6"/>
         </w:pBdr>
@@ -2144,7 +2123,7 @@
     </w:p>
     <w:p>
       <w:pPr>
-        <w:pStyle w:val="Heading2"/>
+        <w:pStyle w:val="Ttulo2"/>
       </w:pPr>
       <w:r>
         <w:t>9.1. Fases del proceso formativo</w:t>
@@ -2152,7 +2131,7 @@
     </w:p>
     <w:p>
       <w:pPr>
-        <w:pStyle w:val="ListParagraph"/>
+        <w:pStyle w:val="Prrafodelista"/>
         <w:numPr>
           <w:ilvl w:val="0"/>
           <w:numId w:val="3"/>
@@ -2165,7 +2144,7 @@
     </w:p>
     <w:p>
       <w:pPr>
-        <w:pStyle w:val="ListParagraph"/>
+        <w:pStyle w:val="Prrafodelista"/>
         <w:numPr>
           <w:ilvl w:val="0"/>
           <w:numId w:val="3"/>
@@ -2178,7 +2157,7 @@
     </w:p>
     <w:p>
       <w:pPr>
-        <w:pStyle w:val="ListParagraph"/>
+        <w:pStyle w:val="Prrafodelista"/>
         <w:numPr>
           <w:ilvl w:val="0"/>
           <w:numId w:val="3"/>
@@ -2191,7 +2170,7 @@
     </w:p>
     <w:p>
       <w:pPr>
-        <w:pStyle w:val="ListParagraph"/>
+        <w:pStyle w:val="Prrafodelista"/>
         <w:numPr>
           <w:ilvl w:val="0"/>
           <w:numId w:val="3"/>
@@ -2205,7 +2184,7 @@
     </w:p>
     <w:p>
       <w:pPr>
-        <w:pStyle w:val="ListParagraph"/>
+        <w:pStyle w:val="Prrafodelista"/>
         <w:numPr>
           <w:ilvl w:val="0"/>
           <w:numId w:val="3"/>
@@ -2218,7 +2197,7 @@
     </w:p>
     <w:p>
       <w:pPr>
-        <w:pStyle w:val="ListParagraph"/>
+        <w:pStyle w:val="Prrafodelista"/>
         <w:numPr>
           <w:ilvl w:val="0"/>
           <w:numId w:val="3"/>
@@ -2236,7 +2215,7 @@
     </w:p>
     <w:p>
       <w:pPr>
-        <w:pStyle w:val="Heading2"/>
+        <w:pStyle w:val="Ttulo2"/>
       </w:pPr>
       <w:r>
         <w:t>9.2. Principios metodológicos</w:t>
@@ -2244,7 +2223,7 @@
     </w:p>
     <w:p>
       <w:pPr>
-        <w:pStyle w:val="ListParagraph"/>
+        <w:pStyle w:val="Prrafodelista"/>
         <w:numPr>
           <w:ilvl w:val="0"/>
           <w:numId w:val="2"/>
@@ -2257,7 +2236,7 @@
     </w:p>
     <w:p>
       <w:pPr>
-        <w:pStyle w:val="ListParagraph"/>
+        <w:pStyle w:val="Prrafodelista"/>
         <w:numPr>
           <w:ilvl w:val="0"/>
           <w:numId w:val="2"/>
@@ -2270,7 +2249,7 @@
     </w:p>
     <w:p>
       <w:pPr>
-        <w:pStyle w:val="ListParagraph"/>
+        <w:pStyle w:val="Prrafodelista"/>
         <w:numPr>
           <w:ilvl w:val="0"/>
           <w:numId w:val="2"/>
@@ -2283,7 +2262,7 @@
     </w:p>
     <w:p>
       <w:pPr>
-        <w:pStyle w:val="ListParagraph"/>
+        <w:pStyle w:val="Prrafodelista"/>
         <w:numPr>
           <w:ilvl w:val="0"/>
           <w:numId w:val="2"/>
@@ -2296,7 +2275,7 @@
     </w:p>
     <w:p>
       <w:pPr>
-        <w:pStyle w:val="ListParagraph"/>
+        <w:pStyle w:val="Prrafodelista"/>
         <w:numPr>
           <w:ilvl w:val="0"/>
           <w:numId w:val="2"/>
@@ -2309,7 +2288,7 @@
     </w:p>
     <w:p>
       <w:pPr>
-        <w:pStyle w:val="ListParagraph"/>
+        <w:pStyle w:val="Prrafodelista"/>
         <w:numPr>
           <w:ilvl w:val="0"/>
           <w:numId w:val="2"/>
@@ -2327,7 +2306,7 @@
     </w:p>
     <w:p>
       <w:pPr>
-        <w:pStyle w:val="Heading1"/>
+        <w:pStyle w:val="Ttulo1"/>
         <w:pBdr>
           <w:bottom w:val="single" w:sz="8" w:space="4" w:color="2E75B6"/>
         </w:pBdr>
@@ -2343,7 +2322,7 @@
     </w:p>
     <w:p>
       <w:pPr>
-        <w:pStyle w:val="Heading2"/>
+        <w:pStyle w:val="Ttulo2"/>
       </w:pPr>
       <w:r>
         <w:t>10.1. El proyecto incluye:</w:t>
@@ -2351,7 +2330,7 @@
     </w:p>
     <w:p>
       <w:pPr>
-        <w:pStyle w:val="ListParagraph"/>
+        <w:pStyle w:val="Prrafodelista"/>
         <w:numPr>
           <w:ilvl w:val="0"/>
           <w:numId w:val="2"/>
@@ -2364,7 +2343,7 @@
     </w:p>
     <w:p>
       <w:pPr>
-        <w:pStyle w:val="ListParagraph"/>
+        <w:pStyle w:val="Prrafodelista"/>
         <w:numPr>
           <w:ilvl w:val="0"/>
           <w:numId w:val="2"/>
@@ -2377,7 +2356,7 @@
     </w:p>
     <w:p>
       <w:pPr>
-        <w:pStyle w:val="ListParagraph"/>
+        <w:pStyle w:val="Prrafodelista"/>
         <w:numPr>
           <w:ilvl w:val="0"/>
           <w:numId w:val="2"/>
@@ -2390,7 +2369,7 @@
     </w:p>
     <w:p>
       <w:pPr>
-        <w:pStyle w:val="ListParagraph"/>
+        <w:pStyle w:val="Prrafodelista"/>
         <w:numPr>
           <w:ilvl w:val="0"/>
           <w:numId w:val="2"/>
@@ -2403,7 +2382,7 @@
     </w:p>
     <w:p>
       <w:pPr>
-        <w:pStyle w:val="ListParagraph"/>
+        <w:pStyle w:val="Prrafodelista"/>
         <w:numPr>
           <w:ilvl w:val="0"/>
           <w:numId w:val="2"/>
@@ -2416,7 +2395,7 @@
     </w:p>
     <w:p>
       <w:pPr>
-        <w:pStyle w:val="ListParagraph"/>
+        <w:pStyle w:val="Prrafodelista"/>
         <w:numPr>
           <w:ilvl w:val="0"/>
           <w:numId w:val="2"/>
@@ -2429,7 +2408,7 @@
     </w:p>
     <w:p>
       <w:pPr>
-        <w:pStyle w:val="ListParagraph"/>
+        <w:pStyle w:val="Prrafodelista"/>
         <w:numPr>
           <w:ilvl w:val="0"/>
           <w:numId w:val="2"/>
@@ -2442,7 +2421,7 @@
     </w:p>
     <w:p>
       <w:pPr>
-        <w:pStyle w:val="ListParagraph"/>
+        <w:pStyle w:val="Prrafodelista"/>
         <w:numPr>
           <w:ilvl w:val="0"/>
           <w:numId w:val="2"/>
@@ -2455,7 +2434,7 @@
     </w:p>
     <w:p>
       <w:pPr>
-        <w:pStyle w:val="ListParagraph"/>
+        <w:pStyle w:val="Prrafodelista"/>
         <w:numPr>
           <w:ilvl w:val="0"/>
           <w:numId w:val="2"/>
@@ -2473,7 +2452,7 @@
     </w:p>
     <w:p>
       <w:pPr>
-        <w:pStyle w:val="Heading2"/>
+        <w:pStyle w:val="Ttulo2"/>
       </w:pPr>
       <w:r>
         <w:t>10.2. El proyecto no incluye:</w:t>
@@ -2481,7 +2460,7 @@
     </w:p>
     <w:p>
       <w:pPr>
-        <w:pStyle w:val="ListParagraph"/>
+        <w:pStyle w:val="Prrafodelista"/>
         <w:numPr>
           <w:ilvl w:val="0"/>
           <w:numId w:val="2"/>
@@ -2494,7 +2473,7 @@
     </w:p>
     <w:p>
       <w:pPr>
-        <w:pStyle w:val="ListParagraph"/>
+        <w:pStyle w:val="Prrafodelista"/>
         <w:numPr>
           <w:ilvl w:val="0"/>
           <w:numId w:val="2"/>
@@ -2507,7 +2486,7 @@
     </w:p>
     <w:p>
       <w:pPr>
-        <w:pStyle w:val="ListParagraph"/>
+        <w:pStyle w:val="Prrafodelista"/>
         <w:numPr>
           <w:ilvl w:val="0"/>
           <w:numId w:val="2"/>
@@ -2525,7 +2504,7 @@
     </w:p>
     <w:p>
       <w:pPr>
-        <w:pStyle w:val="Heading1"/>
+        <w:pStyle w:val="Ttulo1"/>
         <w:pBdr>
           <w:bottom w:val="single" w:sz="8" w:space="4" w:color="2E75B6"/>
         </w:pBdr>
@@ -2585,7 +2564,7 @@
 </file>
 
 <file path=word/endnotes.xml><?xml version="1.0" encoding="utf-8"?>
-<w:endnotes xmlns:wpc="http://schemas.microsoft.com/office/word/2010/wordprocessingCanvas" xmlns:cx="http://schemas.microsoft.com/office/drawing/2014/chartex" xmlns:cx1="http://schemas.microsoft.com/office/drawing/2015/9/8/chartex" xmlns:cx2="http://schemas.microsoft.com/office/drawing/2015/10/21/chartex" xmlns:cx3="http://schemas.microsoft.com/office/drawing/2016/5/9/chartex" xmlns:cx4="http://schemas.microsoft.com/office/drawing/2016/5/10/chartex" xmlns:cx5="http://schemas.microsoft.com/office/drawing/2016/5/11/chartex" xmlns:cx6="http://schemas.microsoft.com/office/drawing/2016/5/12/chartex" xmlns:cx7="http://schemas.microsoft.com/office/drawing/2016/5/13/chartex" xmlns:cx8="http://schemas.microsoft.com/office/drawing/2016/5/14/chartex" xmlns:mc="http://schemas.openxmlformats.org/markup-compatibility/2006" xmlns:aink="http://schemas.microsoft.com/office/drawing/2016/ink" xmlns:am3d="http://schemas.microsoft.com/office/drawing/2017/model3d" xmlns:o="urn:schemas-microsoft-com:office:office" xmlns:oel="http://schemas.microsoft.com/office/2019/extlst" xmlns:r="http://schemas.openxmlformats.org/officeDocument/2006/relationships" xmlns:m="http://schemas.openxmlformats.org/officeDocument/2006/math" xmlns:v="urn:schemas-microsoft-com:vml" xmlns:wp14="http://schemas.microsoft.com/office/word/2010/wordprocessingDrawing" xmlns:wp="http://schemas.openxmlformats.org/drawingml/2006/wordprocessingDrawing" xmlns:w10="urn:schemas-microsoft-com:office:word" xmlns:w="http://schemas.openxmlformats.org/wordprocessingml/2006/main" xmlns:w14="http://schemas.microsoft.com/office/word/2010/wordml" xmlns:w15="http://schemas.microsoft.com/office/word/2012/wordml" xmlns:w16cex="http://schemas.microsoft.com/office/word/2018/wordml/cex" xmlns:w16cid="http://schemas.microsoft.com/office/word/2016/wordml/cid" xmlns:w16="http://schemas.microsoft.com/office/word/2018/wordml" xmlns:w16du="http://schemas.microsoft.com/office/word/2023/wordml/word16du" xmlns:w16sdtdh="http://schemas.microsoft.com/office/word/2020/wordml/sdtdatahash" xmlns:w16sdtfl="http://schemas.microsoft.com/office/word/2024/wordml/sdtformatlock" xmlns:w16se="http://schemas.microsoft.com/office/word/2015/wordml/symex" xmlns:wpg="http://schemas.microsoft.com/office/word/2010/wordprocessingGroup" xmlns:wpi="http://schemas.microsoft.com/office/word/2010/wordprocessingInk" xmlns:wne="http://schemas.microsoft.com/office/word/2006/wordml" xmlns:wps="http://schemas.microsoft.com/office/word/2010/wordprocessingShape" mc:Ignorable="w14 w15 w16se w16cid w16 w16cex w16sdtdh w16sdtfl w16du wp14">
+<w:endnotes xmlns:wpc="http://schemas.microsoft.com/office/word/2010/wordprocessingCanvas" xmlns:cx="http://schemas.microsoft.com/office/drawing/2014/chartex" xmlns:cx1="http://schemas.microsoft.com/office/drawing/2015/9/8/chartex" xmlns:cx2="http://schemas.microsoft.com/office/drawing/2015/10/21/chartex" xmlns:cx3="http://schemas.microsoft.com/office/drawing/2016/5/9/chartex" xmlns:cx4="http://schemas.microsoft.com/office/drawing/2016/5/10/chartex" xmlns:cx5="http://schemas.microsoft.com/office/drawing/2016/5/11/chartex" xmlns:cx6="http://schemas.microsoft.com/office/drawing/2016/5/12/chartex" xmlns:cx7="http://schemas.microsoft.com/office/drawing/2016/5/13/chartex" xmlns:cx8="http://schemas.microsoft.com/office/drawing/2016/5/14/chartex" xmlns:mc="http://schemas.openxmlformats.org/markup-compatibility/2006" xmlns:aink="http://schemas.microsoft.com/office/drawing/2016/ink" xmlns:am3d="http://schemas.microsoft.com/office/drawing/2017/model3d" xmlns:o="urn:schemas-microsoft-com:office:office" xmlns:oel="http://schemas.microsoft.com/office/2019/extlst" xmlns:r="http://schemas.openxmlformats.org/officeDocument/2006/relationships" xmlns:m="http://schemas.openxmlformats.org/officeDocument/2006/math" xmlns:v="urn:schemas-microsoft-com:vml" xmlns:wp14="http://schemas.microsoft.com/office/word/2010/wordprocessingDrawing" xmlns:wp="http://schemas.openxmlformats.org/drawingml/2006/wordprocessingDrawing" xmlns:w10="urn:schemas-microsoft-com:office:word" xmlns:w="http://schemas.openxmlformats.org/wordprocessingml/2006/main" xmlns:w14="http://schemas.microsoft.com/office/word/2010/wordml" xmlns:w15="http://schemas.microsoft.com/office/word/2012/wordml" xmlns:w16cei="http://schemas.microsoft.com/office/word/2026/wordml/cei" xmlns:w16cex="http://schemas.microsoft.com/office/word/2018/wordml/cex" xmlns:w16cid="http://schemas.microsoft.com/office/word/2016/wordml/cid" xmlns:w16="http://schemas.microsoft.com/office/word/2018/wordml" xmlns:w16du="http://schemas.microsoft.com/office/word/2023/wordml/word16du" xmlns:w16sdtdh="http://schemas.microsoft.com/office/word/2020/wordml/sdtdatahash" xmlns:w16sdtfl="http://schemas.microsoft.com/office/word/2024/wordml/sdtformatlock" xmlns:w16se="http://schemas.microsoft.com/office/word/2015/wordml/symex" xmlns:wpg="http://schemas.microsoft.com/office/word/2010/wordprocessingGroup" xmlns:wpi="http://schemas.microsoft.com/office/word/2010/wordprocessingInk" xmlns:wne="http://schemas.microsoft.com/office/word/2006/wordml" xmlns:wps="http://schemas.microsoft.com/office/word/2010/wordprocessingShape" mc:Ignorable="w14 w15 w16se w16cid w16 w16cex w16sdtdh w16sdtfl w16du wp14">
   <w:endnote w:type="separator" w:id="-1">
     <w:p>
       <w:r>
@@ -2604,7 +2583,7 @@
 </file>
 
 <file path=word/footer1.xml><?xml version="1.0" encoding="utf-8"?>
-<w:ftr xmlns:wpc="http://schemas.microsoft.com/office/word/2010/wordprocessingCanvas" xmlns:cx="http://schemas.microsoft.com/office/drawing/2014/chartex" xmlns:cx1="http://schemas.microsoft.com/office/drawing/2015/9/8/chartex" xmlns:cx2="http://schemas.microsoft.com/office/drawing/2015/10/21/chartex" xmlns:cx3="http://schemas.microsoft.com/office/drawing/2016/5/9/chartex" xmlns:cx4="http://schemas.microsoft.com/office/drawing/2016/5/10/chartex" xmlns:cx5="http://schemas.microsoft.com/office/drawing/2016/5/11/chartex" xmlns:cx6="http://schemas.microsoft.com/office/drawing/2016/5/12/chartex" xmlns:cx7="http://schemas.microsoft.com/office/drawing/2016/5/13/chartex" xmlns:cx8="http://schemas.microsoft.com/office/drawing/2016/5/14/chartex" xmlns:mc="http://schemas.openxmlformats.org/markup-compatibility/2006" xmlns:aink="http://schemas.microsoft.com/office/drawing/2016/ink" xmlns:am3d="http://schemas.microsoft.com/office/drawing/2017/model3d" xmlns:o="urn:schemas-microsoft-com:office:office" xmlns:oel="http://schemas.microsoft.com/office/2019/extlst" xmlns:r="http://schemas.openxmlformats.org/officeDocument/2006/relationships" xmlns:m="http://schemas.openxmlformats.org/officeDocument/2006/math" xmlns:v="urn:schemas-microsoft-com:vml" xmlns:wp14="http://schemas.microsoft.com/office/word/2010/wordprocessingDrawing" xmlns:wp="http://schemas.openxmlformats.org/drawingml/2006/wordprocessingDrawing" xmlns:w10="urn:schemas-microsoft-com:office:word" xmlns:w="http://schemas.openxmlformats.org/wordprocessingml/2006/main" xmlns:w14="http://schemas.microsoft.com/office/word/2010/wordml" xmlns:w15="http://schemas.microsoft.com/office/word/2012/wordml" xmlns:w16cex="http://schemas.microsoft.com/office/word/2018/wordml/cex" xmlns:w16cid="http://schemas.microsoft.com/office/word/2016/wordml/cid" xmlns:w16="http://schemas.microsoft.com/office/word/2018/wordml" xmlns:w16du="http://schemas.microsoft.com/office/word/2023/wordml/word16du" xmlns:w16sdtdh="http://schemas.microsoft.com/office/word/2020/wordml/sdtdatahash" xmlns:w16sdtfl="http://schemas.microsoft.com/office/word/2024/wordml/sdtformatlock" xmlns:w16se="http://schemas.microsoft.com/office/word/2015/wordml/symex" xmlns:wpg="http://schemas.microsoft.com/office/word/2010/wordprocessingGroup" xmlns:wpi="http://schemas.microsoft.com/office/word/2010/wordprocessingInk" xmlns:wne="http://schemas.microsoft.com/office/word/2006/wordml" xmlns:wps="http://schemas.microsoft.com/office/word/2010/wordprocessingShape" mc:Ignorable="w14 w15 w16se w16cid w16 w16cex w16sdtdh w16sdtfl w16du wp14">
+<w:ftr xmlns:wpc="http://schemas.microsoft.com/office/word/2010/wordprocessingCanvas" xmlns:cx="http://schemas.microsoft.com/office/drawing/2014/chartex" xmlns:cx1="http://schemas.microsoft.com/office/drawing/2015/9/8/chartex" xmlns:cx2="http://schemas.microsoft.com/office/drawing/2015/10/21/chartex" xmlns:cx3="http://schemas.microsoft.com/office/drawing/2016/5/9/chartex" xmlns:cx4="http://schemas.microsoft.com/office/drawing/2016/5/10/chartex" xmlns:cx5="http://schemas.microsoft.com/office/drawing/2016/5/11/chartex" xmlns:cx6="http://schemas.microsoft.com/office/drawing/2016/5/12/chartex" xmlns:cx7="http://schemas.microsoft.com/office/drawing/2016/5/13/chartex" xmlns:cx8="http://schemas.microsoft.com/office/drawing/2016/5/14/chartex" xmlns:mc="http://schemas.openxmlformats.org/markup-compatibility/2006" xmlns:aink="http://schemas.microsoft.com/office/drawing/2016/ink" xmlns:am3d="http://schemas.microsoft.com/office/drawing/2017/model3d" xmlns:o="urn:schemas-microsoft-com:office:office" xmlns:oel="http://schemas.microsoft.com/office/2019/extlst" xmlns:r="http://schemas.openxmlformats.org/officeDocument/2006/relationships" xmlns:m="http://schemas.openxmlformats.org/officeDocument/2006/math" xmlns:v="urn:schemas-microsoft-com:vml" xmlns:wp14="http://schemas.microsoft.com/office/word/2010/wordprocessingDrawing" xmlns:wp="http://schemas.openxmlformats.org/drawingml/2006/wordprocessingDrawing" xmlns:w10="urn:schemas-microsoft-com:office:word" xmlns:w="http://schemas.openxmlformats.org/wordprocessingml/2006/main" xmlns:w14="http://schemas.microsoft.com/office/word/2010/wordml" xmlns:w15="http://schemas.microsoft.com/office/word/2012/wordml" xmlns:w16cei="http://schemas.microsoft.com/office/word/2026/wordml/cei" xmlns:w16cex="http://schemas.microsoft.com/office/word/2018/wordml/cex" xmlns:w16cid="http://schemas.microsoft.com/office/word/2016/wordml/cid" xmlns:w16="http://schemas.microsoft.com/office/word/2018/wordml" xmlns:w16du="http://schemas.microsoft.com/office/word/2023/wordml/word16du" xmlns:w16sdtdh="http://schemas.microsoft.com/office/word/2020/wordml/sdtdatahash" xmlns:w16sdtfl="http://schemas.microsoft.com/office/word/2024/wordml/sdtformatlock" xmlns:w16se="http://schemas.microsoft.com/office/word/2015/wordml/symex" xmlns:wpg="http://schemas.microsoft.com/office/word/2010/wordprocessingGroup" xmlns:wpi="http://schemas.microsoft.com/office/word/2010/wordprocessingInk" xmlns:wne="http://schemas.microsoft.com/office/word/2006/wordml" xmlns:wps="http://schemas.microsoft.com/office/word/2010/wordprocessingShape" mc:Ignorable="w14 w15 w16se w16cid w16 w16cex w16sdtdh w16sdtfl w16du wp14">
   <w:p>
     <w:pPr>
       <w:pBdr>
@@ -2716,7 +2695,7 @@
 </file>
 
 <file path=word/footnotes.xml><?xml version="1.0" encoding="utf-8"?>
-<w:footnotes xmlns:wpc="http://schemas.microsoft.com/office/word/2010/wordprocessingCanvas" xmlns:cx="http://schemas.microsoft.com/office/drawing/2014/chartex" xmlns:cx1="http://schemas.microsoft.com/office/drawing/2015/9/8/chartex" xmlns:cx2="http://schemas.microsoft.com/office/drawing/2015/10/21/chartex" xmlns:cx3="http://schemas.microsoft.com/office/drawing/2016/5/9/chartex" xmlns:cx4="http://schemas.microsoft.com/office/drawing/2016/5/10/chartex" xmlns:cx5="http://schemas.microsoft.com/office/drawing/2016/5/11/chartex" xmlns:cx6="http://schemas.microsoft.com/office/drawing/2016/5/12/chartex" xmlns:cx7="http://schemas.microsoft.com/office/drawing/2016/5/13/chartex" xmlns:cx8="http://schemas.microsoft.com/office/drawing/2016/5/14/chartex" xmlns:mc="http://schemas.openxmlformats.org/markup-compatibility/2006" xmlns:aink="http://schemas.microsoft.com/office/drawing/2016/ink" xmlns:am3d="http://schemas.microsoft.com/office/drawing/2017/model3d" xmlns:o="urn:schemas-microsoft-com:office:office" xmlns:oel="http://schemas.microsoft.com/office/2019/extlst" xmlns:r="http://schemas.openxmlformats.org/officeDocument/2006/relationships" xmlns:m="http://schemas.openxmlformats.org/officeDocument/2006/math" xmlns:v="urn:schemas-microsoft-com:vml" xmlns:wp14="http://schemas.microsoft.com/office/word/2010/wordprocessingDrawing" xmlns:wp="http://schemas.openxmlformats.org/drawingml/2006/wordprocessingDrawing" xmlns:w10="urn:schemas-microsoft-com:office:word" xmlns:w="http://schemas.openxmlformats.org/wordprocessingml/2006/main" xmlns:w14="http://schemas.microsoft.com/office/word/2010/wordml" xmlns:w15="http://schemas.microsoft.com/office/word/2012/wordml" xmlns:w16cex="http://schemas.microsoft.com/office/word/2018/wordml/cex" xmlns:w16cid="http://schemas.microsoft.com/office/word/2016/wordml/cid" xmlns:w16="http://schemas.microsoft.com/office/word/2018/wordml" xmlns:w16du="http://schemas.microsoft.com/office/word/2023/wordml/word16du" xmlns:w16sdtdh="http://schemas.microsoft.com/office/word/2020/wordml/sdtdatahash" xmlns:w16sdtfl="http://schemas.microsoft.com/office/word/2024/wordml/sdtformatlock" xmlns:w16se="http://schemas.microsoft.com/office/word/2015/wordml/symex" xmlns:wpg="http://schemas.microsoft.com/office/word/2010/wordprocessingGroup" xmlns:wpi="http://schemas.microsoft.com/office/word/2010/wordprocessingInk" xmlns:wne="http://schemas.microsoft.com/office/word/2006/wordml" xmlns:wps="http://schemas.microsoft.com/office/word/2010/wordprocessingShape" mc:Ignorable="w14 w15 w16se w16cid w16 w16cex w16sdtdh w16sdtfl w16du wp14">
+<w:footnotes xmlns:wpc="http://schemas.microsoft.com/office/word/2010/wordprocessingCanvas" xmlns:cx="http://schemas.microsoft.com/office/drawing/2014/chartex" xmlns:cx1="http://schemas.microsoft.com/office/drawing/2015/9/8/chartex" xmlns:cx2="http://schemas.microsoft.com/office/drawing/2015/10/21/chartex" xmlns:cx3="http://schemas.microsoft.com/office/drawing/2016/5/9/chartex" xmlns:cx4="http://schemas.microsoft.com/office/drawing/2016/5/10/chartex" xmlns:cx5="http://schemas.microsoft.com/office/drawing/2016/5/11/chartex" xmlns:cx6="http://schemas.microsoft.com/office/drawing/2016/5/12/chartex" xmlns:cx7="http://schemas.microsoft.com/office/drawing/2016/5/13/chartex" xmlns:cx8="http://schemas.microsoft.com/office/drawing/2016/5/14/chartex" xmlns:mc="http://schemas.openxmlformats.org/markup-compatibility/2006" xmlns:aink="http://schemas.microsoft.com/office/drawing/2016/ink" xmlns:am3d="http://schemas.microsoft.com/office/drawing/2017/model3d" xmlns:o="urn:schemas-microsoft-com:office:office" xmlns:oel="http://schemas.microsoft.com/office/2019/extlst" xmlns:r="http://schemas.openxmlformats.org/officeDocument/2006/relationships" xmlns:m="http://schemas.openxmlformats.org/officeDocument/2006/math" xmlns:v="urn:schemas-microsoft-com:vml" xmlns:wp14="http://schemas.microsoft.com/office/word/2010/wordprocessingDrawing" xmlns:wp="http://schemas.openxmlformats.org/drawingml/2006/wordprocessingDrawing" xmlns:w10="urn:schemas-microsoft-com:office:word" xmlns:w="http://schemas.openxmlformats.org/wordprocessingml/2006/main" xmlns:w14="http://schemas.microsoft.com/office/word/2010/wordml" xmlns:w15="http://schemas.microsoft.com/office/word/2012/wordml" xmlns:w16cei="http://schemas.microsoft.com/office/word/2026/wordml/cei" xmlns:w16cex="http://schemas.microsoft.com/office/word/2018/wordml/cex" xmlns:w16cid="http://schemas.microsoft.com/office/word/2016/wordml/cid" xmlns:w16="http://schemas.microsoft.com/office/word/2018/wordml" xmlns:w16du="http://schemas.microsoft.com/office/word/2023/wordml/word16du" xmlns:w16sdtdh="http://schemas.microsoft.com/office/word/2020/wordml/sdtdatahash" xmlns:w16sdtfl="http://schemas.microsoft.com/office/word/2024/wordml/sdtformatlock" xmlns:w16se="http://schemas.microsoft.com/office/word/2015/wordml/symex" xmlns:wpg="http://schemas.microsoft.com/office/word/2010/wordprocessingGroup" xmlns:wpi="http://schemas.microsoft.com/office/word/2010/wordprocessingInk" xmlns:wne="http://schemas.microsoft.com/office/word/2006/wordml" xmlns:wps="http://schemas.microsoft.com/office/word/2010/wordprocessingShape" mc:Ignorable="w14 w15 w16se w16cid w16 w16cex w16sdtdh w16sdtfl w16du wp14">
   <w:footnote w:type="separator" w:id="-1">
     <w:p>
       <w:r>
@@ -2735,7 +2714,7 @@
 </file>
 
 <file path=word/header1.xml><?xml version="1.0" encoding="utf-8"?>
-<w:hdr xmlns:wpc="http://schemas.microsoft.com/office/word/2010/wordprocessingCanvas" xmlns:cx="http://schemas.microsoft.com/office/drawing/2014/chartex" xmlns:cx1="http://schemas.microsoft.com/office/drawing/2015/9/8/chartex" xmlns:cx2="http://schemas.microsoft.com/office/drawing/2015/10/21/chartex" xmlns:cx3="http://schemas.microsoft.com/office/drawing/2016/5/9/chartex" xmlns:cx4="http://schemas.microsoft.com/office/drawing/2016/5/10/chartex" xmlns:cx5="http://schemas.microsoft.com/office/drawing/2016/5/11/chartex" xmlns:cx6="http://schemas.microsoft.com/office/drawing/2016/5/12/chartex" xmlns:cx7="http://schemas.microsoft.com/office/drawing/2016/5/13/chartex" xmlns:cx8="http://schemas.microsoft.com/office/drawing/2016/5/14/chartex" xmlns:mc="http://schemas.openxmlformats.org/markup-compatibility/2006" xmlns:aink="http://schemas.microsoft.com/office/drawing/2016/ink" xmlns:am3d="http://schemas.microsoft.com/office/drawing/2017/model3d" xmlns:o="urn:schemas-microsoft-com:office:office" xmlns:oel="http://schemas.microsoft.com/office/2019/extlst" xmlns:r="http://schemas.openxmlformats.org/officeDocument/2006/relationships" xmlns:m="http://schemas.openxmlformats.org/officeDocument/2006/math" xmlns:v="urn:schemas-microsoft-com:vml" xmlns:wp14="http://schemas.microsoft.com/office/word/2010/wordprocessingDrawing" xmlns:wp="http://schemas.openxmlformats.org/drawingml/2006/wordprocessingDrawing" xmlns:w10="urn:schemas-microsoft-com:office:word" xmlns:w="http://schemas.openxmlformats.org/wordprocessingml/2006/main" xmlns:w14="http://schemas.microsoft.com/office/word/2010/wordml" xmlns:w15="http://schemas.microsoft.com/office/word/2012/wordml" xmlns:w16cex="http://schemas.microsoft.com/office/word/2018/wordml/cex" xmlns:w16cid="http://schemas.microsoft.com/office/word/2016/wordml/cid" xmlns:w16="http://schemas.microsoft.com/office/word/2018/wordml" xmlns:w16du="http://schemas.microsoft.com/office/word/2023/wordml/word16du" xmlns:w16sdtdh="http://schemas.microsoft.com/office/word/2020/wordml/sdtdatahash" xmlns:w16sdtfl="http://schemas.microsoft.com/office/word/2024/wordml/sdtformatlock" xmlns:w16se="http://schemas.microsoft.com/office/word/2015/wordml/symex" xmlns:wpg="http://schemas.microsoft.com/office/word/2010/wordprocessingGroup" xmlns:wpi="http://schemas.microsoft.com/office/word/2010/wordprocessingInk" xmlns:wne="http://schemas.microsoft.com/office/word/2006/wordml" xmlns:wps="http://schemas.microsoft.com/office/word/2010/wordprocessingShape" mc:Ignorable="w14 w15 w16se w16cid w16 w16cex w16sdtdh w16sdtfl w16du wp14">
+<w:hdr xmlns:wpc="http://schemas.microsoft.com/office/word/2010/wordprocessingCanvas" xmlns:cx="http://schemas.microsoft.com/office/drawing/2014/chartex" xmlns:cx1="http://schemas.microsoft.com/office/drawing/2015/9/8/chartex" xmlns:cx2="http://schemas.microsoft.com/office/drawing/2015/10/21/chartex" xmlns:cx3="http://schemas.microsoft.com/office/drawing/2016/5/9/chartex" xmlns:cx4="http://schemas.microsoft.com/office/drawing/2016/5/10/chartex" xmlns:cx5="http://schemas.microsoft.com/office/drawing/2016/5/11/chartex" xmlns:cx6="http://schemas.microsoft.com/office/drawing/2016/5/12/chartex" xmlns:cx7="http://schemas.microsoft.com/office/drawing/2016/5/13/chartex" xmlns:cx8="http://schemas.microsoft.com/office/drawing/2016/5/14/chartex" xmlns:mc="http://schemas.openxmlformats.org/markup-compatibility/2006" xmlns:aink="http://schemas.microsoft.com/office/drawing/2016/ink" xmlns:am3d="http://schemas.microsoft.com/office/drawing/2017/model3d" xmlns:o="urn:schemas-microsoft-com:office:office" xmlns:oel="http://schemas.microsoft.com/office/2019/extlst" xmlns:r="http://schemas.openxmlformats.org/officeDocument/2006/relationships" xmlns:m="http://schemas.openxmlformats.org/officeDocument/2006/math" xmlns:v="urn:schemas-microsoft-com:vml" xmlns:wp14="http://schemas.microsoft.com/office/word/2010/wordprocessingDrawing" xmlns:wp="http://schemas.openxmlformats.org/drawingml/2006/wordprocessingDrawing" xmlns:w10="urn:schemas-microsoft-com:office:word" xmlns:w="http://schemas.openxmlformats.org/wordprocessingml/2006/main" xmlns:w14="http://schemas.microsoft.com/office/word/2010/wordml" xmlns:w15="http://schemas.microsoft.com/office/word/2012/wordml" xmlns:w16cei="http://schemas.microsoft.com/office/word/2026/wordml/cei" xmlns:w16cex="http://schemas.microsoft.com/office/word/2018/wordml/cex" xmlns:w16cid="http://schemas.microsoft.com/office/word/2016/wordml/cid" xmlns:w16="http://schemas.microsoft.com/office/word/2018/wordml" xmlns:w16du="http://schemas.microsoft.com/office/word/2023/wordml/word16du" xmlns:w16sdtdh="http://schemas.microsoft.com/office/word/2020/wordml/sdtdatahash" xmlns:w16sdtfl="http://schemas.microsoft.com/office/word/2024/wordml/sdtformatlock" xmlns:w16se="http://schemas.microsoft.com/office/word/2015/wordml/symex" xmlns:wpg="http://schemas.microsoft.com/office/word/2010/wordprocessingGroup" xmlns:wpi="http://schemas.microsoft.com/office/word/2010/wordprocessingInk" xmlns:wne="http://schemas.microsoft.com/office/word/2006/wordml" xmlns:wps="http://schemas.microsoft.com/office/word/2010/wordprocessingShape" mc:Ignorable="w14 w15 w16se w16cid w16 w16cex w16sdtdh w16sdtfl w16du wp14">
   <w:p>
     <w:pPr>
       <w:pBdr>
@@ -2762,7 +2741,7 @@
 </file>
 
 <file path=word/numbering.xml><?xml version="1.0" encoding="utf-8"?>
-<w:numbering xmlns:wpc="http://schemas.microsoft.com/office/word/2010/wordprocessingCanvas" xmlns:cx="http://schemas.microsoft.com/office/drawing/2014/chartex" xmlns:cx1="http://schemas.microsoft.com/office/drawing/2015/9/8/chartex" xmlns:cx2="http://schemas.microsoft.com/office/drawing/2015/10/21/chartex" xmlns:cx3="http://schemas.microsoft.com/office/drawing/2016/5/9/chartex" xmlns:cx4="http://schemas.microsoft.com/office/drawing/2016/5/10/chartex" xmlns:cx5="http://schemas.microsoft.com/office/drawing/2016/5/11/chartex" xmlns:cx6="http://schemas.microsoft.com/office/drawing/2016/5/12/chartex" xmlns:cx7="http://schemas.microsoft.com/office/drawing/2016/5/13/chartex" xmlns:cx8="http://schemas.microsoft.com/office/drawing/2016/5/14/chartex" xmlns:mc="http://schemas.openxmlformats.org/markup-compatibility/2006" xmlns:aink="http://schemas.microsoft.com/office/drawing/2016/ink" xmlns:am3d="http://schemas.microsoft.com/office/drawing/2017/model3d" xmlns:o="urn:schemas-microsoft-com:office:office" xmlns:oel="http://schemas.microsoft.com/office/2019/extlst" xmlns:r="http://schemas.openxmlformats.org/officeDocument/2006/relationships" xmlns:m="http://schemas.openxmlformats.org/officeDocument/2006/math" xmlns:v="urn:schemas-microsoft-com:vml" xmlns:wp14="http://schemas.microsoft.com/office/word/2010/wordprocessingDrawing" xmlns:wp="http://schemas.openxmlformats.org/drawingml/2006/wordprocessingDrawing" xmlns:w10="urn:schemas-microsoft-com:office:word" xmlns:w="http://schemas.openxmlformats.org/wordprocessingml/2006/main" xmlns:w14="http://schemas.microsoft.com/office/word/2010/wordml" xmlns:w15="http://schemas.microsoft.com/office/word/2012/wordml" xmlns:w16cex="http://schemas.microsoft.com/office/word/2018/wordml/cex" xmlns:w16cid="http://schemas.microsoft.com/office/word/2016/wordml/cid" xmlns:w16="http://schemas.microsoft.com/office/word/2018/wordml" xmlns:w16du="http://schemas.microsoft.com/office/word/2023/wordml/word16du" xmlns:w16sdtdh="http://schemas.microsoft.com/office/word/2020/wordml/sdtdatahash" xmlns:w16sdtfl="http://schemas.microsoft.com/office/word/2024/wordml/sdtformatlock" xmlns:w16se="http://schemas.microsoft.com/office/word/2015/wordml/symex" xmlns:wpg="http://schemas.microsoft.com/office/word/2010/wordprocessingGroup" xmlns:wpi="http://schemas.microsoft.com/office/word/2010/wordprocessingInk" xmlns:wne="http://schemas.microsoft.com/office/word/2006/wordml" xmlns:wps="http://schemas.microsoft.com/office/word/2010/wordprocessingShape" mc:Ignorable="w14 w15 w16se w16cid w16 w16cex w16sdtdh w16sdtfl w16du wp14">
+<w:numbering xmlns:wpc="http://schemas.microsoft.com/office/word/2010/wordprocessingCanvas" xmlns:cx="http://schemas.microsoft.com/office/drawing/2014/chartex" xmlns:cx1="http://schemas.microsoft.com/office/drawing/2015/9/8/chartex" xmlns:cx2="http://schemas.microsoft.com/office/drawing/2015/10/21/chartex" xmlns:cx3="http://schemas.microsoft.com/office/drawing/2016/5/9/chartex" xmlns:cx4="http://schemas.microsoft.com/office/drawing/2016/5/10/chartex" xmlns:cx5="http://schemas.microsoft.com/office/drawing/2016/5/11/chartex" xmlns:cx6="http://schemas.microsoft.com/office/drawing/2016/5/12/chartex" xmlns:cx7="http://schemas.microsoft.com/office/drawing/2016/5/13/chartex" xmlns:cx8="http://schemas.microsoft.com/office/drawing/2016/5/14/chartex" xmlns:mc="http://schemas.openxmlformats.org/markup-compatibility/2006" xmlns:aink="http://schemas.microsoft.com/office/drawing/2016/ink" xmlns:am3d="http://schemas.microsoft.com/office/drawing/2017/model3d" xmlns:o="urn:schemas-microsoft-com:office:office" xmlns:oel="http://schemas.microsoft.com/office/2019/extlst" xmlns:r="http://schemas.openxmlformats.org/officeDocument/2006/relationships" xmlns:m="http://schemas.openxmlformats.org/officeDocument/2006/math" xmlns:v="urn:schemas-microsoft-com:vml" xmlns:wp14="http://schemas.microsoft.com/office/word/2010/wordprocessingDrawing" xmlns:wp="http://schemas.openxmlformats.org/drawingml/2006/wordprocessingDrawing" xmlns:w10="urn:schemas-microsoft-com:office:word" xmlns:w="http://schemas.openxmlformats.org/wordprocessingml/2006/main" xmlns:w14="http://schemas.microsoft.com/office/word/2010/wordml" xmlns:w15="http://schemas.microsoft.com/office/word/2012/wordml" xmlns:w16cei="http://schemas.microsoft.com/office/word/2026/wordml/cei" xmlns:w16cex="http://schemas.microsoft.com/office/word/2018/wordml/cex" xmlns:w16cid="http://schemas.microsoft.com/office/word/2016/wordml/cid" xmlns:w16="http://schemas.microsoft.com/office/word/2018/wordml" xmlns:w16du="http://schemas.microsoft.com/office/word/2023/wordml/word16du" xmlns:w16sdtdh="http://schemas.microsoft.com/office/word/2020/wordml/sdtdatahash" xmlns:w16sdtfl="http://schemas.microsoft.com/office/word/2024/wordml/sdtformatlock" xmlns:w16se="http://schemas.microsoft.com/office/word/2015/wordml/symex" xmlns:wpg="http://schemas.microsoft.com/office/word/2010/wordprocessingGroup" xmlns:wpi="http://schemas.microsoft.com/office/word/2010/wordprocessingInk" xmlns:wne="http://schemas.microsoft.com/office/word/2006/wordml" xmlns:wps="http://schemas.microsoft.com/office/word/2010/wordprocessingShape" mc:Ignorable="w14 w15 w16se w16cid w16 w16cex w16sdtdh w16sdtfl w16du wp14">
   <w:abstractNum w:abstractNumId="0" w15:restartNumberingAfterBreak="0">
     <w:nsid w:val="290976DA"/>
     <w:multiLevelType w:val="hybridMultilevel"/>
@@ -3374,7 +3353,7 @@
     <w:name w:val="Normal"/>
     <w:qFormat/>
   </w:style>
-  <w:style w:type="paragraph" w:styleId="Heading1">
+  <w:style w:type="paragraph" w:styleId="Ttulo1">
     <w:name w:val="heading 1"/>
     <w:uiPriority w:val="9"/>
     <w:qFormat/>
@@ -3390,7 +3369,7 @@
       <w:szCs w:val="36"/>
     </w:rPr>
   </w:style>
-  <w:style w:type="paragraph" w:styleId="Heading2">
+  <w:style w:type="paragraph" w:styleId="Ttulo2">
     <w:name w:val="heading 2"/>
     <w:uiPriority w:val="9"/>
     <w:unhideWhenUsed/>
@@ -3407,7 +3386,7 @@
       <w:szCs w:val="28"/>
     </w:rPr>
   </w:style>
-  <w:style w:type="paragraph" w:styleId="Heading3">
+  <w:style w:type="paragraph" w:styleId="Ttulo3">
     <w:name w:val="heading 3"/>
     <w:uiPriority w:val="9"/>
     <w:semiHidden/>
@@ -3425,7 +3404,7 @@
       <w:szCs w:val="24"/>
     </w:rPr>
   </w:style>
-  <w:style w:type="paragraph" w:styleId="Heading4">
+  <w:style w:type="paragraph" w:styleId="Ttulo4">
     <w:name w:val="heading 4"/>
     <w:uiPriority w:val="9"/>
     <w:semiHidden/>
@@ -3440,7 +3419,7 @@
       <w:color w:val="2E74B5"/>
     </w:rPr>
   </w:style>
-  <w:style w:type="paragraph" w:styleId="Heading5">
+  <w:style w:type="paragraph" w:styleId="Ttulo5">
     <w:name w:val="heading 5"/>
     <w:uiPriority w:val="9"/>
     <w:semiHidden/>
@@ -3453,7 +3432,7 @@
       <w:color w:val="2E74B5"/>
     </w:rPr>
   </w:style>
-  <w:style w:type="paragraph" w:styleId="Heading6">
+  <w:style w:type="paragraph" w:styleId="Ttulo6">
     <w:name w:val="heading 6"/>
     <w:uiPriority w:val="9"/>
     <w:semiHidden/>
@@ -3466,13 +3445,13 @@
       <w:color w:val="1F4D78"/>
     </w:rPr>
   </w:style>
-  <w:style w:type="character" w:default="1" w:styleId="DefaultParagraphFont">
+  <w:style w:type="character" w:default="1" w:styleId="Fuentedeprrafopredeter">
     <w:name w:val="Default Paragraph Font"/>
     <w:uiPriority w:val="1"/>
     <w:semiHidden/>
     <w:unhideWhenUsed/>
   </w:style>
-  <w:style w:type="table" w:default="1" w:styleId="TableNormal">
+  <w:style w:type="table" w:default="1" w:styleId="Tablanormal">
     <w:name w:val="Normal Table"/>
     <w:uiPriority w:val="99"/>
     <w:semiHidden/>
@@ -3487,13 +3466,13 @@
       </w:tblCellMar>
     </w:tblPr>
   </w:style>
-  <w:style w:type="numbering" w:default="1" w:styleId="NoList">
+  <w:style w:type="numbering" w:default="1" w:styleId="Sinlista">
     <w:name w:val="No List"/>
     <w:uiPriority w:val="99"/>
     <w:semiHidden/>
     <w:unhideWhenUsed/>
   </w:style>
-  <w:style w:type="paragraph" w:styleId="Title">
+  <w:style w:type="paragraph" w:styleId="Ttulo">
     <w:name w:val="Title"/>
     <w:uiPriority w:val="10"/>
     <w:qFormat/>
@@ -3510,11 +3489,11 @@
       <w:bCs/>
     </w:rPr>
   </w:style>
-  <w:style w:type="paragraph" w:styleId="ListParagraph">
+  <w:style w:type="paragraph" w:styleId="Prrafodelista">
     <w:name w:val="List Paragraph"/>
     <w:qFormat/>
   </w:style>
-  <w:style w:type="character" w:styleId="Hyperlink">
+  <w:style w:type="character" w:styleId="Hipervnculo">
     <w:name w:val="Hyperlink"/>
     <w:uiPriority w:val="99"/>
     <w:unhideWhenUsed/>
@@ -3523,7 +3502,7 @@
       <w:u w:val="single"/>
     </w:rPr>
   </w:style>
-  <w:style w:type="character" w:styleId="FootnoteReference">
+  <w:style w:type="character" w:styleId="Refdenotaalpie">
     <w:name w:val="footnote reference"/>
     <w:uiPriority w:val="99"/>
     <w:semiHidden/>
@@ -3532,9 +3511,9 @@
       <w:vertAlign w:val="superscript"/>
     </w:rPr>
   </w:style>
-  <w:style w:type="paragraph" w:styleId="FootnoteText">
+  <w:style w:type="paragraph" w:styleId="Textonotapie">
     <w:name w:val="footnote text"/>
-    <w:link w:val="FootnoteTextChar"/>
+    <w:link w:val="TextonotapieCar"/>
     <w:uiPriority w:val="99"/>
     <w:semiHidden/>
     <w:unhideWhenUsed/>
@@ -3543,9 +3522,9 @@
       <w:szCs w:val="20"/>
     </w:rPr>
   </w:style>
-  <w:style w:type="character" w:customStyle="1" w:styleId="FootnoteTextChar">
-    <w:name w:val="Footnote Text Char"/>
-    <w:link w:val="FootnoteText"/>
+  <w:style w:type="character" w:customStyle="1" w:styleId="TextonotapieCar">
+    <w:name w:val="Texto nota pie Car"/>
+    <w:link w:val="Textonotapie"/>
     <w:uiPriority w:val="99"/>
     <w:semiHidden/>
     <w:unhideWhenUsed/>
@@ -3554,7 +3533,7 @@
       <w:szCs w:val="20"/>
     </w:rPr>
   </w:style>
-  <w:style w:type="character" w:styleId="EndnoteReference">
+  <w:style w:type="character" w:styleId="Refdenotaalfinal">
     <w:name w:val="endnote reference"/>
     <w:uiPriority w:val="99"/>
     <w:semiHidden/>
@@ -3563,9 +3542,9 @@
       <w:vertAlign w:val="superscript"/>
     </w:rPr>
   </w:style>
-  <w:style w:type="paragraph" w:styleId="EndnoteText">
+  <w:style w:type="paragraph" w:styleId="Textonotaalfinal">
     <w:name w:val="endnote text"/>
-    <w:link w:val="EndnoteTextChar"/>
+    <w:link w:val="TextonotaalfinalCar"/>
     <w:uiPriority w:val="99"/>
     <w:semiHidden/>
     <w:unhideWhenUsed/>
@@ -3574,9 +3553,9 @@
       <w:szCs w:val="20"/>
     </w:rPr>
   </w:style>
-  <w:style w:type="character" w:customStyle="1" w:styleId="EndnoteTextChar">
-    <w:name w:val="Endnote Text Char"/>
-    <w:link w:val="EndnoteText"/>
+  <w:style w:type="character" w:customStyle="1" w:styleId="TextonotaalfinalCar">
+    <w:name w:val="Texto nota al final Car"/>
+    <w:link w:val="Textonotaalfinal"/>
     <w:uiPriority w:val="99"/>
     <w:semiHidden/>
     <w:unhideWhenUsed/>
